--- a/payhug-spec/_pipeline/investor_admin/session_0904/artifact/투자자어드민 기호정리표_V1.3.docx
+++ b/payhug-spec/_pipeline/investor_admin/session_0904/artifact/투자자어드민 기호정리표_V1.3.docx
@@ -3025,7 +3025,7 @@
                 <w:color w:val="1C1B19"/>
                 <w:sz w:val="18"/>
               </w:rPr>
-              <w:t>i 는 보유 채권 전체 (회수된 것 포함)</w:t>
+              <w:t>i 는 보유 채권 전체</w:t>
             </w:r>
           </w:p>
         </w:tc>
@@ -6105,7 +6105,7 @@
                 <w:color w:val="1C1B19"/>
                 <w:sz w:val="18"/>
               </w:rPr>
-              <w:t>보유 채권 전체 (회수된 것 포함)</w:t>
+              <w:t>보유 채권 전체</w:t>
             </w:r>
           </w:p>
         </w:tc>
